--- a/2nd IA Part B_Lab_programs_list.docx
+++ b/2nd IA Part B_Lab_programs_list.docx
@@ -55,21 +55,7 @@
         <w:rPr>
           <w:color w:val="auto"/>
         </w:rPr>
-        <w:t xml:space="preserve"> cart cookie is also an encoded string with a predictable structure </w:t>
-      </w:r>
-      <w:proofErr w:type="gramStart"/>
-      <w:r>
-        <w:rPr>
-          <w:color w:val="auto"/>
-        </w:rPr>
-        <w:t>XXX:YYY:…</w:t>
-      </w:r>
-      <w:proofErr w:type="gramEnd"/>
-      <w:r>
-        <w:rPr>
-          <w:color w:val="auto"/>
-        </w:rPr>
-        <w:t xml:space="preserve"> etc., and it probably contains information it shouldn’t. Which field of the decoded string could an attacker change to give himself a discount on an item’s price?</w:t>
+        <w:t xml:space="preserve"> cart cookie is also an encoded string with a predictable structure XXX:YYY:… etc., and it probably contains information it shouldn’t. Which field of the decoded string could an attacker change to give himself a discount on an item’s price?</w:t>
       </w:r>
     </w:p>
     <w:p>
@@ -455,29 +441,7 @@
           <w:szCs w:val="20"/>
           <w:lang w:val="en-IN" w:eastAsia="en-IN"/>
         </w:rPr>
-        <w:t>packet=IP()/</w:t>
-      </w:r>
-      <w:proofErr w:type="gramStart"/>
-      <w:r>
-        <w:rPr>
-          <w:rFonts w:ascii="var(--font-mono)" w:hAnsi="var(--font-mono)" w:cs="Courier New"/>
-          <w:color w:val="4472C4" w:themeColor="accent1"/>
-          <w:sz w:val="20"/>
-          <w:szCs w:val="20"/>
-          <w:lang w:val="en-IN" w:eastAsia="en-IN"/>
-        </w:rPr>
-        <w:t>TCP(</w:t>
-      </w:r>
-      <w:proofErr w:type="gramEnd"/>
-      <w:r>
-        <w:rPr>
-          <w:rFonts w:ascii="var(--font-mono)" w:hAnsi="var(--font-mono)" w:cs="Courier New"/>
-          <w:color w:val="4472C4" w:themeColor="accent1"/>
-          <w:sz w:val="20"/>
-          <w:szCs w:val="20"/>
-          <w:lang w:val="en-IN" w:eastAsia="en-IN"/>
-        </w:rPr>
-        <w:t>)</w:t>
+        <w:t>packet=IP()/TCP()</w:t>
       </w:r>
     </w:p>
     <w:p>
@@ -530,29 +494,7 @@
           <w:szCs w:val="20"/>
           <w:lang w:val="en-IN" w:eastAsia="en-IN"/>
         </w:rPr>
-        <w:t>=</w:t>
-      </w:r>
-      <w:proofErr w:type="gramStart"/>
-      <w:r>
-        <w:rPr>
-          <w:rFonts w:ascii="var(--font-mono)" w:hAnsi="var(--font-mono)" w:cs="Courier New"/>
-          <w:color w:val="4472C4" w:themeColor="accent1"/>
-          <w:sz w:val="20"/>
-          <w:szCs w:val="20"/>
-          <w:lang w:val="en-IN" w:eastAsia="en-IN"/>
-        </w:rPr>
-        <w:t>Ether(</w:t>
-      </w:r>
-      <w:proofErr w:type="gramEnd"/>
-      <w:r>
-        <w:rPr>
-          <w:rFonts w:ascii="var(--font-mono)" w:hAnsi="var(--font-mono)" w:cs="Courier New"/>
-          <w:color w:val="4472C4" w:themeColor="accent1"/>
-          <w:sz w:val="20"/>
-          <w:szCs w:val="20"/>
-          <w:lang w:val="en-IN" w:eastAsia="en-IN"/>
-        </w:rPr>
-        <w:t>)/packet</w:t>
+        <w:t>=Ether()/packet</w:t>
       </w:r>
     </w:p>
     <w:p>
@@ -594,21 +536,9 @@
           <w:szCs w:val="20"/>
           <w:lang w:val="en-IN" w:eastAsia="en-IN"/>
         </w:rPr>
-        <w:t>e_</w:t>
-      </w:r>
-      <w:proofErr w:type="gramStart"/>
-      <w:r>
-        <w:rPr>
-          <w:rFonts w:ascii="var(--font-mono)" w:hAnsi="var(--font-mono)" w:cs="Courier New"/>
-          <w:color w:val="4472C4" w:themeColor="accent1"/>
-          <w:sz w:val="20"/>
-          <w:szCs w:val="20"/>
-          <w:lang w:val="en-IN" w:eastAsia="en-IN"/>
-        </w:rPr>
-        <w:t>pack.show</w:t>
+        <w:t>e_pack.show</w:t>
       </w:r>
       <w:proofErr w:type="spellEnd"/>
-      <w:proofErr w:type="gramEnd"/>
       <w:r>
         <w:rPr>
           <w:rFonts w:ascii="var(--font-mono)" w:hAnsi="var(--font-mono)" w:cs="Courier New"/>
@@ -754,29 +684,7 @@
           <w:szCs w:val="20"/>
           <w:lang w:val="en-IN" w:eastAsia="en-IN"/>
         </w:rPr>
-        <w:t xml:space="preserve">. Used </w:t>
-      </w:r>
-      <w:proofErr w:type="gramStart"/>
-      <w:r>
-        <w:rPr>
-          <w:rFonts w:ascii="var(--font-mono)" w:hAnsi="var(--font-mono)" w:cs="Courier New"/>
-          <w:color w:val="4472C4" w:themeColor="accent1"/>
-          <w:sz w:val="20"/>
-          <w:szCs w:val="20"/>
-          <w:lang w:val="en-IN" w:eastAsia="en-IN"/>
-        </w:rPr>
-        <w:t>show(</w:t>
-      </w:r>
-      <w:proofErr w:type="gramEnd"/>
-      <w:r>
-        <w:rPr>
-          <w:rFonts w:ascii="var(--font-mono)" w:hAnsi="var(--font-mono)" w:cs="Courier New"/>
-          <w:color w:val="4472C4" w:themeColor="accent1"/>
-          <w:sz w:val="20"/>
-          <w:szCs w:val="20"/>
-          <w:lang w:val="en-IN" w:eastAsia="en-IN"/>
-        </w:rPr>
-        <w:t>) to display all fields."</w:t>
+        <w:t>. Used show() to display all fields."</w:t>
       </w:r>
     </w:p>
     <w:p>
@@ -979,7 +887,6 @@
           <w:lang w:val="en-IN"/>
         </w:rPr>
       </w:pPr>
-      <w:proofErr w:type="gramStart"/>
       <w:r>
         <w:rPr>
           <w:b/>
@@ -987,17 +894,7 @@
           <w:color w:val="4472C4" w:themeColor="accent1"/>
           <w:lang w:val="en-IN"/>
         </w:rPr>
-        <w:t>#!/</w:t>
-      </w:r>
-      <w:proofErr w:type="gramEnd"/>
-      <w:r>
-        <w:rPr>
-          <w:b/>
-          <w:bCs/>
-          <w:color w:val="4472C4" w:themeColor="accent1"/>
-          <w:lang w:val="en-IN"/>
-        </w:rPr>
-        <w:t>bin/bash</w:t>
+        <w:t>#!/bin/bash</w:t>
       </w:r>
     </w:p>
     <w:p>
@@ -1079,23 +976,7 @@
           <w:color w:val="4472C4" w:themeColor="accent1"/>
           <w:lang w:val="en-IN"/>
         </w:rPr>
-        <w:t xml:space="preserve">for </w:t>
-      </w:r>
-      <w:proofErr w:type="gramStart"/>
-      <w:r>
-        <w:rPr>
-          <w:color w:val="4472C4" w:themeColor="accent1"/>
-          <w:lang w:val="en-IN"/>
-        </w:rPr>
-        <w:t>(( port</w:t>
-      </w:r>
-      <w:proofErr w:type="gramEnd"/>
-      <w:r>
-        <w:rPr>
-          <w:color w:val="4472C4" w:themeColor="accent1"/>
-          <w:lang w:val="en-IN"/>
-        </w:rPr>
-        <w:t>=</w:t>
+        <w:t>for (( port=</w:t>
       </w:r>
       <w:proofErr w:type="spellStart"/>
       <w:r>
@@ -1127,23 +1008,7 @@
           <w:color w:val="4472C4" w:themeColor="accent1"/>
           <w:lang w:val="en-IN"/>
         </w:rPr>
-        <w:t>; port+</w:t>
-      </w:r>
-      <w:proofErr w:type="gramStart"/>
-      <w:r>
-        <w:rPr>
-          <w:color w:val="4472C4" w:themeColor="accent1"/>
-          <w:lang w:val="en-IN"/>
-        </w:rPr>
-        <w:t>+ )</w:t>
-      </w:r>
-      <w:proofErr w:type="gramEnd"/>
-      <w:r>
-        <w:rPr>
-          <w:color w:val="4472C4" w:themeColor="accent1"/>
-          <w:lang w:val="en-IN"/>
-        </w:rPr>
-        <w:t>)</w:t>
+        <w:t>; port++ ))</w:t>
       </w:r>
     </w:p>
     <w:p>
@@ -1866,7 +1731,6 @@
         </w:rPr>
       </w:pPr>
       <w:proofErr w:type="spellStart"/>
-      <w:proofErr w:type="gramStart"/>
       <w:r>
         <w:rPr>
           <w:rFonts w:ascii="var(--font-mono)" w:hAnsi="var(--font-mono)" w:cs="Courier New"/>
@@ -1878,7 +1742,6 @@
         <w:t>packets.summary</w:t>
       </w:r>
       <w:proofErr w:type="spellEnd"/>
-      <w:proofErr w:type="gramEnd"/>
       <w:r>
         <w:rPr>
           <w:rFonts w:ascii="var(--font-mono)" w:hAnsi="var(--font-mono)" w:cs="Courier New"/>
@@ -1928,29 +1791,7 @@
           <w:szCs w:val="20"/>
           <w:lang w:val="en-IN" w:eastAsia="en-IN"/>
         </w:rPr>
-        <w:t>print(packets[0</w:t>
-      </w:r>
-      <w:proofErr w:type="gramStart"/>
-      <w:r>
-        <w:rPr>
-          <w:rFonts w:ascii="var(--font-mono)" w:hAnsi="var(--font-mono)" w:cs="Courier New"/>
-          <w:color w:val="4472C4" w:themeColor="accent1"/>
-          <w:sz w:val="20"/>
-          <w:szCs w:val="20"/>
-          <w:lang w:val="en-IN" w:eastAsia="en-IN"/>
-        </w:rPr>
-        <w:t>].show</w:t>
-      </w:r>
-      <w:proofErr w:type="gramEnd"/>
-      <w:r>
-        <w:rPr>
-          <w:rFonts w:ascii="var(--font-mono)" w:hAnsi="var(--font-mono)" w:cs="Courier New"/>
-          <w:color w:val="4472C4" w:themeColor="accent1"/>
-          <w:sz w:val="20"/>
-          <w:szCs w:val="20"/>
-          <w:lang w:val="en-IN" w:eastAsia="en-IN"/>
-        </w:rPr>
-        <w:t>())</w:t>
+        <w:t>print(packets[0].show())</w:t>
       </w:r>
     </w:p>
     <w:p>
@@ -1991,29 +1832,7 @@
           <w:szCs w:val="20"/>
           <w:lang w:eastAsia="en-IN"/>
         </w:rPr>
-        <w:t>print(packets[1</w:t>
-      </w:r>
-      <w:proofErr w:type="gramStart"/>
-      <w:r>
-        <w:rPr>
-          <w:rFonts w:ascii="var(--font-mono)" w:hAnsi="var(--font-mono)" w:cs="Courier New"/>
-          <w:color w:val="4472C4" w:themeColor="accent1"/>
-          <w:sz w:val="20"/>
-          <w:szCs w:val="20"/>
-          <w:lang w:eastAsia="en-IN"/>
-        </w:rPr>
-        <w:t>].show</w:t>
-      </w:r>
-      <w:proofErr w:type="gramEnd"/>
-      <w:r>
-        <w:rPr>
-          <w:rFonts w:ascii="var(--font-mono)" w:hAnsi="var(--font-mono)" w:cs="Courier New"/>
-          <w:color w:val="4472C4" w:themeColor="accent1"/>
-          <w:sz w:val="20"/>
-          <w:szCs w:val="20"/>
-          <w:lang w:eastAsia="en-IN"/>
-        </w:rPr>
-        <w:t>())</w:t>
+        <w:t>print(packets[1].show())</w:t>
       </w:r>
     </w:p>
     <w:p>
@@ -2609,7 +2428,6 @@
           <w:lang w:val="en-IN" w:eastAsia="en-IN"/>
         </w:rPr>
       </w:pPr>
-      <w:proofErr w:type="gramStart"/>
       <w:r>
         <w:rPr>
           <w:rFonts w:ascii="var(--font-mono)" w:hAnsi="var(--font-mono)" w:cs="Courier New"/>
@@ -2618,40 +2436,7 @@
           <w:szCs w:val="20"/>
           <w:lang w:val="en-IN" w:eastAsia="en-IN"/>
         </w:rPr>
-        <w:t>result,unanswered</w:t>
-      </w:r>
-      <w:proofErr w:type="gramEnd"/>
-      <w:r>
-        <w:rPr>
-          <w:rFonts w:ascii="var(--font-mono)" w:hAnsi="var(--font-mono)" w:cs="Courier New"/>
-          <w:color w:val="4472C4" w:themeColor="accent1"/>
-          <w:sz w:val="20"/>
-          <w:szCs w:val="20"/>
-          <w:lang w:val="en-IN" w:eastAsia="en-IN"/>
-        </w:rPr>
-        <w:t>=traceroute(["www.example.com","www.google.com"</w:t>
-      </w:r>
-      <w:proofErr w:type="gramStart"/>
-      <w:r>
-        <w:rPr>
-          <w:rFonts w:ascii="var(--font-mono)" w:hAnsi="var(--font-mono)" w:cs="Courier New"/>
-          <w:color w:val="4472C4" w:themeColor="accent1"/>
-          <w:sz w:val="20"/>
-          <w:szCs w:val="20"/>
-          <w:lang w:val="en-IN" w:eastAsia="en-IN"/>
-        </w:rPr>
-        <w:t>],maxttl</w:t>
-      </w:r>
-      <w:proofErr w:type="gramEnd"/>
-      <w:r>
-        <w:rPr>
-          <w:rFonts w:ascii="var(--font-mono)" w:hAnsi="var(--font-mono)" w:cs="Courier New"/>
-          <w:color w:val="4472C4" w:themeColor="accent1"/>
-          <w:sz w:val="20"/>
-          <w:szCs w:val="20"/>
-          <w:lang w:val="en-IN" w:eastAsia="en-IN"/>
-        </w:rPr>
-        <w:t>=20)</w:t>
+        <w:t>result,unanswered=traceroute(["www.example.com","www.google.com"],maxttl=20)</w:t>
       </w:r>
     </w:p>
     <w:p>
@@ -2685,7 +2470,6 @@
         </w:rPr>
       </w:pPr>
       <w:proofErr w:type="spellStart"/>
-      <w:proofErr w:type="gramStart"/>
       <w:r>
         <w:rPr>
           <w:rFonts w:ascii="var(--font-mono)" w:hAnsi="var(--font-mono)" w:cs="Courier New"/>
@@ -2697,7 +2481,6 @@
         <w:t>result.show</w:t>
       </w:r>
       <w:proofErr w:type="spellEnd"/>
-      <w:proofErr w:type="gramEnd"/>
       <w:r>
         <w:rPr>
           <w:rFonts w:ascii="var(--font-mono)" w:hAnsi="var(--font-mono)" w:cs="Courier New"/>
@@ -2949,21 +2732,7 @@
         <w:rPr>
           <w:color w:val="auto"/>
         </w:rPr>
-        <w:t xml:space="preserve"> show the usage of </w:t>
-      </w:r>
-      <w:proofErr w:type="gramStart"/>
-      <w:r>
-        <w:rPr>
-          <w:color w:val="auto"/>
-        </w:rPr>
-        <w:t>HTML  Request</w:t>
-      </w:r>
-      <w:proofErr w:type="gramEnd"/>
-      <w:r>
-        <w:rPr>
-          <w:color w:val="auto"/>
-        </w:rPr>
-        <w:t>/Response (HEAD /GET)</w:t>
+        <w:t xml:space="preserve"> show the usage of HTML  Request/Response (HEAD /GET)</w:t>
       </w:r>
       <w:r>
         <w:rPr>
@@ -3654,28 +3423,7 @@
         <w:rPr>
           <w:color w:val="auto"/>
         </w:rPr>
-        <w:t xml:space="preserve">Create an ARP packet using </w:t>
-      </w:r>
-      <w:proofErr w:type="gramStart"/>
-      <w:r>
-        <w:rPr>
-          <w:color w:val="auto"/>
-        </w:rPr>
-        <w:t>ARP(</w:t>
-      </w:r>
-      <w:proofErr w:type="gramEnd"/>
-      <w:r>
-        <w:rPr>
-          <w:color w:val="auto"/>
-        </w:rPr>
-        <w:t xml:space="preserve">) </w:t>
-      </w:r>
-      <w:proofErr w:type="gramStart"/>
-      <w:r>
-        <w:rPr>
-          <w:color w:val="auto"/>
-        </w:rPr>
-        <w:t xml:space="preserve">method </w:t>
+        <w:t xml:space="preserve">Create an ARP packet using ARP() method </w:t>
       </w:r>
       <w:r>
         <w:rPr>
@@ -3683,7 +3431,6 @@
         </w:rPr>
         <w:t>)</w:t>
       </w:r>
-      <w:proofErr w:type="gramEnd"/>
     </w:p>
     <w:p>
       <w:pPr>
@@ -4054,7 +3801,6 @@
         <w:t xml:space="preserve">request = </w:t>
       </w:r>
       <w:proofErr w:type="spellStart"/>
-      <w:proofErr w:type="gramStart"/>
       <w:r>
         <w:rPr>
           <w:rFonts w:ascii="var(--font-mono)" w:hAnsi="var(--font-mono)" w:cs="Courier New"/>
@@ -4074,18 +3820,7 @@
           <w:szCs w:val="20"/>
           <w:lang w:val="en-IN" w:eastAsia="en-IN"/>
         </w:rPr>
-        <w:t>(</w:t>
-      </w:r>
-      <w:proofErr w:type="gramEnd"/>
-      <w:r>
-        <w:rPr>
-          <w:rFonts w:ascii="var(--font-mono)" w:hAnsi="var(--font-mono)" w:cs="Courier New"/>
-          <w:color w:val="4472C4" w:themeColor="accent1"/>
-          <w:sz w:val="20"/>
-          <w:szCs w:val="20"/>
-          <w:lang w:val="en-IN" w:eastAsia="en-IN"/>
-        </w:rPr>
-        <w:t>)</w:t>
+        <w:t>()</w:t>
       </w:r>
     </w:p>
     <w:p>
@@ -4119,7 +3854,6 @@
         </w:rPr>
       </w:pPr>
       <w:proofErr w:type="spellStart"/>
-      <w:proofErr w:type="gramStart"/>
       <w:r>
         <w:rPr>
           <w:rFonts w:ascii="var(--font-mono)" w:hAnsi="var(--font-mono)" w:cs="Courier New"/>
@@ -4131,7 +3865,6 @@
         <w:t>request.pdst</w:t>
       </w:r>
       <w:proofErr w:type="spellEnd"/>
-      <w:proofErr w:type="gramEnd"/>
       <w:r>
         <w:rPr>
           <w:rFonts w:ascii="var(--font-mono)" w:hAnsi="var(--font-mono)" w:cs="Courier New"/>
@@ -4184,7 +3917,6 @@
         <w:t xml:space="preserve">broadcast = </w:t>
       </w:r>
       <w:proofErr w:type="spellStart"/>
-      <w:proofErr w:type="gramStart"/>
       <w:r>
         <w:rPr>
           <w:rFonts w:ascii="var(--font-mono)" w:hAnsi="var(--font-mono)" w:cs="Courier New"/>
@@ -4196,7 +3928,6 @@
         <w:t>scapy.Ether</w:t>
       </w:r>
       <w:proofErr w:type="spellEnd"/>
-      <w:proofErr w:type="gramEnd"/>
       <w:r>
         <w:rPr>
           <w:rFonts w:ascii="var(--font-mono)" w:hAnsi="var(--font-mono)" w:cs="Courier New"/>
@@ -4261,7 +3992,6 @@
         <w:t xml:space="preserve"> = "</w:t>
       </w:r>
       <w:proofErr w:type="spellStart"/>
-      <w:proofErr w:type="gramStart"/>
       <w:r>
         <w:rPr>
           <w:rFonts w:ascii="var(--font-mono)" w:hAnsi="var(--font-mono)" w:cs="Courier New"/>
@@ -4270,54 +4000,9 @@
           <w:szCs w:val="20"/>
           <w:lang w:val="en-IN" w:eastAsia="en-IN"/>
         </w:rPr>
-        <w:t>ff:ff</w:t>
-      </w:r>
-      <w:proofErr w:type="gramEnd"/>
-      <w:r>
-        <w:rPr>
-          <w:rFonts w:ascii="var(--font-mono)" w:hAnsi="var(--font-mono)" w:cs="Courier New"/>
-          <w:color w:val="4472C4" w:themeColor="accent1"/>
-          <w:sz w:val="20"/>
-          <w:szCs w:val="20"/>
-          <w:lang w:val="en-IN" w:eastAsia="en-IN"/>
-        </w:rPr>
-        <w:t>:</w:t>
-      </w:r>
-      <w:proofErr w:type="gramStart"/>
-      <w:r>
-        <w:rPr>
-          <w:rFonts w:ascii="var(--font-mono)" w:hAnsi="var(--font-mono)" w:cs="Courier New"/>
-          <w:color w:val="4472C4" w:themeColor="accent1"/>
-          <w:sz w:val="20"/>
-          <w:szCs w:val="20"/>
-          <w:lang w:val="en-IN" w:eastAsia="en-IN"/>
-        </w:rPr>
-        <w:t>ff:ff</w:t>
-      </w:r>
-      <w:proofErr w:type="gramEnd"/>
-      <w:r>
-        <w:rPr>
-          <w:rFonts w:ascii="var(--font-mono)" w:hAnsi="var(--font-mono)" w:cs="Courier New"/>
-          <w:color w:val="4472C4" w:themeColor="accent1"/>
-          <w:sz w:val="20"/>
-          <w:szCs w:val="20"/>
-          <w:lang w:val="en-IN" w:eastAsia="en-IN"/>
-        </w:rPr>
-        <w:t>:</w:t>
-      </w:r>
-      <w:proofErr w:type="gramStart"/>
-      <w:r>
-        <w:rPr>
-          <w:rFonts w:ascii="var(--font-mono)" w:hAnsi="var(--font-mono)" w:cs="Courier New"/>
-          <w:color w:val="4472C4" w:themeColor="accent1"/>
-          <w:sz w:val="20"/>
-          <w:szCs w:val="20"/>
-          <w:lang w:val="en-IN" w:eastAsia="en-IN"/>
-        </w:rPr>
-        <w:t>ff:ff</w:t>
+        <w:t>ff:ff:ff:ff:ff:ff</w:t>
       </w:r>
       <w:proofErr w:type="spellEnd"/>
-      <w:proofErr w:type="gramEnd"/>
       <w:r>
         <w:rPr>
           <w:rFonts w:ascii="var(--font-mono)" w:hAnsi="var(--font-mono)" w:cs="Courier New"/>
@@ -4423,7 +4108,6 @@
         <w:t xml:space="preserve">clients = </w:t>
       </w:r>
       <w:proofErr w:type="spellStart"/>
-      <w:proofErr w:type="gramStart"/>
       <w:r>
         <w:rPr>
           <w:rFonts w:ascii="var(--font-mono)" w:hAnsi="var(--font-mono)" w:cs="Courier New"/>
@@ -4446,7 +4130,6 @@
         <w:t>(</w:t>
       </w:r>
       <w:proofErr w:type="spellStart"/>
-      <w:proofErr w:type="gramEnd"/>
       <w:r>
         <w:rPr>
           <w:rFonts w:ascii="var(--font-mono)" w:hAnsi="var(--font-mono)" w:cs="Courier New"/>
@@ -4466,29 +4149,7 @@
           <w:szCs w:val="20"/>
           <w:lang w:val="en-IN" w:eastAsia="en-IN"/>
         </w:rPr>
-        <w:t>, timeout=</w:t>
-      </w:r>
-      <w:proofErr w:type="gramStart"/>
-      <w:r>
-        <w:rPr>
-          <w:rFonts w:ascii="var(--font-mono)" w:hAnsi="var(--font-mono)" w:cs="Courier New"/>
-          <w:color w:val="4472C4" w:themeColor="accent1"/>
-          <w:sz w:val="20"/>
-          <w:szCs w:val="20"/>
-          <w:lang w:val="en-IN" w:eastAsia="en-IN"/>
-        </w:rPr>
-        <w:t>2)[</w:t>
-      </w:r>
-      <w:proofErr w:type="gramEnd"/>
-      <w:r>
-        <w:rPr>
-          <w:rFonts w:ascii="var(--font-mono)" w:hAnsi="var(--font-mono)" w:cs="Courier New"/>
-          <w:color w:val="4472C4" w:themeColor="accent1"/>
-          <w:sz w:val="20"/>
-          <w:szCs w:val="20"/>
-          <w:lang w:val="en-IN" w:eastAsia="en-IN"/>
-        </w:rPr>
-        <w:t>0]</w:t>
+        <w:t>, timeout=2)[0]</w:t>
       </w:r>
     </w:p>
     <w:p>
@@ -4570,9 +4231,9 @@
           <w:szCs w:val="20"/>
           <w:lang w:val="en-IN" w:eastAsia="en-IN"/>
         </w:rPr>
-        <w:t xml:space="preserve">    print(</w:t>
-      </w:r>
-      <w:proofErr w:type="gramStart"/>
+        <w:t xml:space="preserve">    print(element[1].</w:t>
+      </w:r>
+      <w:proofErr w:type="spellStart"/>
       <w:r>
         <w:rPr>
           <w:rFonts w:ascii="var(--font-mono)" w:hAnsi="var(--font-mono)" w:cs="Courier New"/>
@@ -4581,9 +4242,9 @@
           <w:szCs w:val="20"/>
           <w:lang w:val="en-IN" w:eastAsia="en-IN"/>
         </w:rPr>
-        <w:t>element[</w:t>
-      </w:r>
-      <w:proofErr w:type="gramEnd"/>
+        <w:t>psrc</w:t>
+      </w:r>
+      <w:proofErr w:type="spellEnd"/>
       <w:r>
         <w:rPr>
           <w:rFonts w:ascii="var(--font-mono)" w:hAnsi="var(--font-mono)" w:cs="Courier New"/>
@@ -4592,9 +4253,9 @@
           <w:szCs w:val="20"/>
           <w:lang w:val="en-IN" w:eastAsia="en-IN"/>
         </w:rPr>
-        <w:t>1</w:t>
-      </w:r>
-      <w:proofErr w:type="gramStart"/>
+        <w:t xml:space="preserve"> + " - " + element[1].</w:t>
+      </w:r>
+      <w:proofErr w:type="spellStart"/>
       <w:r>
         <w:rPr>
           <w:rFonts w:ascii="var(--font-mono)" w:hAnsi="var(--font-mono)" w:cs="Courier New"/>
@@ -4603,55 +4264,9 @@
           <w:szCs w:val="20"/>
           <w:lang w:val="en-IN" w:eastAsia="en-IN"/>
         </w:rPr>
-        <w:t>].</w:t>
-      </w:r>
-      <w:proofErr w:type="spellStart"/>
-      <w:r>
-        <w:rPr>
-          <w:rFonts w:ascii="var(--font-mono)" w:hAnsi="var(--font-mono)" w:cs="Courier New"/>
-          <w:color w:val="4472C4" w:themeColor="accent1"/>
-          <w:sz w:val="20"/>
-          <w:szCs w:val="20"/>
-          <w:lang w:val="en-IN" w:eastAsia="en-IN"/>
-        </w:rPr>
-        <w:t>psrc</w:t>
+        <w:t>hwsrc</w:t>
       </w:r>
       <w:proofErr w:type="spellEnd"/>
-      <w:proofErr w:type="gramEnd"/>
-      <w:r>
-        <w:rPr>
-          <w:rFonts w:ascii="var(--font-mono)" w:hAnsi="var(--font-mono)" w:cs="Courier New"/>
-          <w:color w:val="4472C4" w:themeColor="accent1"/>
-          <w:sz w:val="20"/>
-          <w:szCs w:val="20"/>
-          <w:lang w:val="en-IN" w:eastAsia="en-IN"/>
-        </w:rPr>
-        <w:t xml:space="preserve"> + " - " + element[1</w:t>
-      </w:r>
-      <w:proofErr w:type="gramStart"/>
-      <w:r>
-        <w:rPr>
-          <w:rFonts w:ascii="var(--font-mono)" w:hAnsi="var(--font-mono)" w:cs="Courier New"/>
-          <w:color w:val="4472C4" w:themeColor="accent1"/>
-          <w:sz w:val="20"/>
-          <w:szCs w:val="20"/>
-          <w:lang w:val="en-IN" w:eastAsia="en-IN"/>
-        </w:rPr>
-        <w:t>].</w:t>
-      </w:r>
-      <w:proofErr w:type="spellStart"/>
-      <w:r>
-        <w:rPr>
-          <w:rFonts w:ascii="var(--font-mono)" w:hAnsi="var(--font-mono)" w:cs="Courier New"/>
-          <w:color w:val="4472C4" w:themeColor="accent1"/>
-          <w:sz w:val="20"/>
-          <w:szCs w:val="20"/>
-          <w:lang w:val="en-IN" w:eastAsia="en-IN"/>
-        </w:rPr>
-        <w:t>hwsrc</w:t>
-      </w:r>
-      <w:proofErr w:type="spellEnd"/>
-      <w:proofErr w:type="gramEnd"/>
       <w:r>
         <w:rPr>
           <w:rFonts w:ascii="var(--font-mono)" w:hAnsi="var(--font-mono)" w:cs="Courier New"/>
@@ -5341,7 +4956,6 @@
           <w:lang w:val="en-IN"/>
         </w:rPr>
       </w:pPr>
-      <w:proofErr w:type="gramStart"/>
       <w:r>
         <w:rPr>
           <w:b/>
@@ -5349,17 +4963,7 @@
           <w:color w:val="4472C4" w:themeColor="accent1"/>
           <w:lang w:val="en-IN"/>
         </w:rPr>
-        <w:t>#!/</w:t>
-      </w:r>
-      <w:proofErr w:type="gramEnd"/>
-      <w:r>
-        <w:rPr>
-          <w:b/>
-          <w:bCs/>
-          <w:color w:val="4472C4" w:themeColor="accent1"/>
-          <w:lang w:val="en-IN"/>
-        </w:rPr>
-        <w:t>bin/bash</w:t>
+        <w:t>#!/bin/bash</w:t>
       </w:r>
     </w:p>
     <w:p>
@@ -5441,23 +5045,7 @@
           <w:color w:val="4472C4" w:themeColor="accent1"/>
           <w:lang w:val="en-IN"/>
         </w:rPr>
-        <w:t xml:space="preserve">for </w:t>
-      </w:r>
-      <w:proofErr w:type="gramStart"/>
-      <w:r>
-        <w:rPr>
-          <w:color w:val="4472C4" w:themeColor="accent1"/>
-          <w:lang w:val="en-IN"/>
-        </w:rPr>
-        <w:t>(( port</w:t>
-      </w:r>
-      <w:proofErr w:type="gramEnd"/>
-      <w:r>
-        <w:rPr>
-          <w:color w:val="4472C4" w:themeColor="accent1"/>
-          <w:lang w:val="en-IN"/>
-        </w:rPr>
-        <w:t>=</w:t>
+        <w:t>for (( port=</w:t>
       </w:r>
       <w:proofErr w:type="spellStart"/>
       <w:r>
@@ -5489,23 +5077,7 @@
           <w:color w:val="4472C4" w:themeColor="accent1"/>
           <w:lang w:val="en-IN"/>
         </w:rPr>
-        <w:t>; port+</w:t>
-      </w:r>
-      <w:proofErr w:type="gramStart"/>
-      <w:r>
-        <w:rPr>
-          <w:color w:val="4472C4" w:themeColor="accent1"/>
-          <w:lang w:val="en-IN"/>
-        </w:rPr>
-        <w:t>+ )</w:t>
-      </w:r>
-      <w:proofErr w:type="gramEnd"/>
-      <w:r>
-        <w:rPr>
-          <w:color w:val="4472C4" w:themeColor="accent1"/>
-          <w:lang w:val="en-IN"/>
-        </w:rPr>
-        <w:t>)</w:t>
+        <w:t>; port++ ))</w:t>
       </w:r>
     </w:p>
     <w:p>
@@ -6662,9 +6234,9 @@
           <w:szCs w:val="20"/>
           <w:lang w:val="en-IN" w:eastAsia="en-IN"/>
         </w:rPr>
-        <w:t>packet=</w:t>
-      </w:r>
-      <w:proofErr w:type="gramStart"/>
+        <w:t>packet=IP(</w:t>
+      </w:r>
+      <w:proofErr w:type="spellStart"/>
       <w:r>
         <w:rPr>
           <w:rFonts w:ascii="var(--font-mono)" w:hAnsi="var(--font-mono)" w:cs="Courier New"/>
@@ -6673,10 +6245,9 @@
           <w:szCs w:val="20"/>
           <w:lang w:val="en-IN" w:eastAsia="en-IN"/>
         </w:rPr>
-        <w:t>IP(</w:t>
-      </w:r>
-      <w:proofErr w:type="spellStart"/>
-      <w:proofErr w:type="gramEnd"/>
+        <w:t>dst</w:t>
+      </w:r>
+      <w:proofErr w:type="spellEnd"/>
       <w:r>
         <w:rPr>
           <w:rFonts w:ascii="var(--font-mono)" w:hAnsi="var(--font-mono)" w:cs="Courier New"/>
@@ -6685,40 +6256,7 @@
           <w:szCs w:val="20"/>
           <w:lang w:val="en-IN" w:eastAsia="en-IN"/>
         </w:rPr>
-        <w:t>dst</w:t>
-      </w:r>
-      <w:proofErr w:type="spellEnd"/>
-      <w:r>
-        <w:rPr>
-          <w:rFonts w:ascii="var(--font-mono)" w:hAnsi="var(--font-mono)" w:cs="Courier New"/>
-          <w:color w:val="4472C4" w:themeColor="accent1"/>
-          <w:sz w:val="20"/>
-          <w:szCs w:val="20"/>
-          <w:lang w:val="en-IN" w:eastAsia="en-IN"/>
-        </w:rPr>
-        <w:t>="8.8.8.8")/</w:t>
-      </w:r>
-      <w:proofErr w:type="gramStart"/>
-      <w:r>
-        <w:rPr>
-          <w:rFonts w:ascii="var(--font-mono)" w:hAnsi="var(--font-mono)" w:cs="Courier New"/>
-          <w:color w:val="4472C4" w:themeColor="accent1"/>
-          <w:sz w:val="20"/>
-          <w:szCs w:val="20"/>
-          <w:lang w:val="en-IN" w:eastAsia="en-IN"/>
-        </w:rPr>
-        <w:t>ICMP(</w:t>
-      </w:r>
-      <w:proofErr w:type="gramEnd"/>
-      <w:r>
-        <w:rPr>
-          <w:rFonts w:ascii="var(--font-mono)" w:hAnsi="var(--font-mono)" w:cs="Courier New"/>
-          <w:color w:val="4472C4" w:themeColor="accent1"/>
-          <w:sz w:val="20"/>
-          <w:szCs w:val="20"/>
-          <w:lang w:val="en-IN" w:eastAsia="en-IN"/>
-        </w:rPr>
-        <w:t>)</w:t>
+        <w:t>="8.8.8.8")/ICMP()</w:t>
       </w:r>
     </w:p>
     <w:p>
@@ -6806,21 +6344,7 @@
         <w:rPr>
           <w:color w:val="4472C4" w:themeColor="accent1"/>
         </w:rPr>
-        <w:t xml:space="preserve"> </w:t>
-      </w:r>
-      <w:proofErr w:type="gramStart"/>
-      <w:r>
-        <w:rPr>
-          <w:color w:val="4472C4" w:themeColor="accent1"/>
-        </w:rPr>
-        <w:t>send(</w:t>
-      </w:r>
-      <w:proofErr w:type="gramEnd"/>
-      <w:r>
-        <w:rPr>
-          <w:color w:val="4472C4" w:themeColor="accent1"/>
-        </w:rPr>
-        <w:t>) function. Output confirms 1 packet sent successfully."</w:t>
+        <w:t xml:space="preserve"> send() function. Output confirms 1 packet sent successfully."</w:t>
       </w:r>
     </w:p>
     <w:p>
@@ -7485,29 +7009,7 @@
           <w:szCs w:val="20"/>
           <w:lang w:val="en-IN" w:eastAsia="en-IN"/>
         </w:rPr>
-        <w:t xml:space="preserve">for port in </w:t>
-      </w:r>
-      <w:proofErr w:type="gramStart"/>
-      <w:r>
-        <w:rPr>
-          <w:rFonts w:ascii="var(--font-mono)" w:hAnsi="var(--font-mono)" w:cs="Courier New"/>
-          <w:color w:val="4472C4" w:themeColor="accent1"/>
-          <w:sz w:val="20"/>
-          <w:szCs w:val="20"/>
-          <w:lang w:val="en-IN" w:eastAsia="en-IN"/>
-        </w:rPr>
-        <w:t>range(</w:t>
-      </w:r>
-      <w:proofErr w:type="gramEnd"/>
-      <w:r>
-        <w:rPr>
-          <w:rFonts w:ascii="var(--font-mono)" w:hAnsi="var(--font-mono)" w:cs="Courier New"/>
-          <w:color w:val="4472C4" w:themeColor="accent1"/>
-          <w:sz w:val="20"/>
-          <w:szCs w:val="20"/>
-          <w:lang w:val="en-IN" w:eastAsia="en-IN"/>
-        </w:rPr>
-        <w:t>20, 25):</w:t>
+        <w:t>for port in range(20, 25):</w:t>
       </w:r>
     </w:p>
     <w:p>
@@ -7548,9 +7050,9 @@
           <w:szCs w:val="20"/>
           <w:lang w:val="en-IN" w:eastAsia="en-IN"/>
         </w:rPr>
-        <w:t xml:space="preserve">    packet = </w:t>
-      </w:r>
-      <w:proofErr w:type="gramStart"/>
+        <w:t xml:space="preserve">    packet = IP(</w:t>
+      </w:r>
+      <w:proofErr w:type="spellStart"/>
       <w:r>
         <w:rPr>
           <w:rFonts w:ascii="var(--font-mono)" w:hAnsi="var(--font-mono)" w:cs="Courier New"/>
@@ -7559,10 +7061,9 @@
           <w:szCs w:val="20"/>
           <w:lang w:val="en-IN" w:eastAsia="en-IN"/>
         </w:rPr>
-        <w:t>IP(</w:t>
-      </w:r>
-      <w:proofErr w:type="spellStart"/>
-      <w:proofErr w:type="gramEnd"/>
+        <w:t>dst</w:t>
+      </w:r>
+      <w:proofErr w:type="spellEnd"/>
       <w:r>
         <w:rPr>
           <w:rFonts w:ascii="var(--font-mono)" w:hAnsi="var(--font-mono)" w:cs="Courier New"/>
@@ -7571,32 +7072,9 @@
           <w:szCs w:val="20"/>
           <w:lang w:val="en-IN" w:eastAsia="en-IN"/>
         </w:rPr>
-        <w:t>dst</w:t>
-      </w:r>
-      <w:proofErr w:type="spellEnd"/>
-      <w:r>
-        <w:rPr>
-          <w:rFonts w:ascii="var(--font-mono)" w:hAnsi="var(--font-mono)" w:cs="Courier New"/>
-          <w:color w:val="4472C4" w:themeColor="accent1"/>
-          <w:sz w:val="20"/>
-          <w:szCs w:val="20"/>
-          <w:lang w:val="en-IN" w:eastAsia="en-IN"/>
-        </w:rPr>
-        <w:t xml:space="preserve">=target) / </w:t>
-      </w:r>
-      <w:proofErr w:type="gramStart"/>
-      <w:r>
-        <w:rPr>
-          <w:rFonts w:ascii="var(--font-mono)" w:hAnsi="var(--font-mono)" w:cs="Courier New"/>
-          <w:color w:val="4472C4" w:themeColor="accent1"/>
-          <w:sz w:val="20"/>
-          <w:szCs w:val="20"/>
-          <w:lang w:val="en-IN" w:eastAsia="en-IN"/>
-        </w:rPr>
-        <w:t>TCP(</w:t>
+        <w:t>=target) / TCP(</w:t>
       </w:r>
       <w:proofErr w:type="spellStart"/>
-      <w:proofErr w:type="gramEnd"/>
       <w:r>
         <w:rPr>
           <w:rFonts w:ascii="var(--font-mono)" w:hAnsi="var(--font-mono)" w:cs="Courier New"/>
@@ -7739,29 +7217,7 @@
           <w:szCs w:val="20"/>
           <w:lang w:val="en-IN" w:eastAsia="en-IN"/>
         </w:rPr>
-        <w:t xml:space="preserve">        </w:t>
-      </w:r>
-      <w:proofErr w:type="gramStart"/>
-      <w:r>
-        <w:rPr>
-          <w:rFonts w:ascii="var(--font-mono)" w:hAnsi="var(--font-mono)" w:cs="Courier New"/>
-          <w:color w:val="4472C4" w:themeColor="accent1"/>
-          <w:sz w:val="20"/>
-          <w:szCs w:val="20"/>
-          <w:lang w:val="en-IN" w:eastAsia="en-IN"/>
-        </w:rPr>
-        <w:t>print(</w:t>
-      </w:r>
-      <w:proofErr w:type="gramEnd"/>
-      <w:r>
-        <w:rPr>
-          <w:rFonts w:ascii="var(--font-mono)" w:hAnsi="var(--font-mono)" w:cs="Courier New"/>
-          <w:color w:val="4472C4" w:themeColor="accent1"/>
-          <w:sz w:val="20"/>
-          <w:szCs w:val="20"/>
-          <w:lang w:val="en-IN" w:eastAsia="en-IN"/>
-        </w:rPr>
-        <w:t>"Port", port, "is open")</w:t>
+        <w:t xml:space="preserve">        print("Port", port, "is open")</w:t>
       </w:r>
     </w:p>
     <w:p>
@@ -8811,7 +8267,6 @@
         <w:t xml:space="preserve">    if </w:t>
       </w:r>
       <w:proofErr w:type="spellStart"/>
-      <w:proofErr w:type="gramStart"/>
       <w:r>
         <w:rPr>
           <w:rFonts w:ascii="var(--font-mono)" w:hAnsi="var(--font-mono)" w:cs="Courier New"/>
@@ -8823,7 +8278,6 @@
         <w:t>packet.haslayer</w:t>
       </w:r>
       <w:proofErr w:type="spellEnd"/>
-      <w:proofErr w:type="gramEnd"/>
       <w:r>
         <w:rPr>
           <w:rFonts w:ascii="var(--font-mono)" w:hAnsi="var(--font-mono)" w:cs="Courier New"/>
@@ -8873,29 +8327,7 @@
           <w:szCs w:val="20"/>
           <w:lang w:val="en-IN" w:eastAsia="en-IN"/>
         </w:rPr>
-        <w:t xml:space="preserve">        </w:t>
-      </w:r>
-      <w:proofErr w:type="gramStart"/>
-      <w:r>
-        <w:rPr>
-          <w:rFonts w:ascii="var(--font-mono)" w:hAnsi="var(--font-mono)" w:cs="Courier New"/>
-          <w:color w:val="4472C4" w:themeColor="accent1"/>
-          <w:sz w:val="20"/>
-          <w:szCs w:val="20"/>
-          <w:lang w:val="en-IN" w:eastAsia="en-IN"/>
-        </w:rPr>
-        <w:t>print(</w:t>
-      </w:r>
-      <w:proofErr w:type="gramEnd"/>
-      <w:r>
-        <w:rPr>
-          <w:rFonts w:ascii="var(--font-mono)" w:hAnsi="var(--font-mono)" w:cs="Courier New"/>
-          <w:color w:val="4472C4" w:themeColor="accent1"/>
-          <w:sz w:val="20"/>
-          <w:szCs w:val="20"/>
-          <w:lang w:val="en-IN" w:eastAsia="en-IN"/>
-        </w:rPr>
-        <w:t>"ICMP Packet Detected")</w:t>
+        <w:t xml:space="preserve">        print("ICMP Packet Detected")</w:t>
       </w:r>
     </w:p>
     <w:p>
@@ -8939,7 +8371,6 @@
         <w:t xml:space="preserve">        </w:t>
       </w:r>
       <w:proofErr w:type="spellStart"/>
-      <w:proofErr w:type="gramStart"/>
       <w:r>
         <w:rPr>
           <w:rFonts w:ascii="var(--font-mono)" w:hAnsi="var(--font-mono)" w:cs="Courier New"/>
@@ -8951,7 +8382,6 @@
         <w:t>packet.show</w:t>
       </w:r>
       <w:proofErr w:type="spellEnd"/>
-      <w:proofErr w:type="gramEnd"/>
       <w:r>
         <w:rPr>
           <w:rFonts w:ascii="var(--font-mono)" w:hAnsi="var(--font-mono)" w:cs="Courier New"/>
@@ -9062,7 +8492,6 @@
           <w:lang w:val="en-IN" w:eastAsia="en-IN"/>
         </w:rPr>
       </w:pPr>
-      <w:proofErr w:type="gramStart"/>
       <w:r>
         <w:rPr>
           <w:rFonts w:ascii="var(--font-mono)" w:hAnsi="var(--font-mono)" w:cs="Courier New"/>
@@ -9071,18 +8500,7 @@
           <w:szCs w:val="20"/>
           <w:lang w:val="en-IN" w:eastAsia="en-IN"/>
         </w:rPr>
-        <w:t>sniff(</w:t>
-      </w:r>
-      <w:proofErr w:type="gramEnd"/>
-      <w:r>
-        <w:rPr>
-          <w:rFonts w:ascii="var(--font-mono)" w:hAnsi="var(--font-mono)" w:cs="Courier New"/>
-          <w:color w:val="4472C4" w:themeColor="accent1"/>
-          <w:sz w:val="20"/>
-          <w:szCs w:val="20"/>
-          <w:lang w:val="en-IN" w:eastAsia="en-IN"/>
-        </w:rPr>
-        <w:t>filter="</w:t>
+        <w:t>sniff(filter="</w:t>
       </w:r>
       <w:proofErr w:type="spellStart"/>
       <w:r>
@@ -9247,23 +8665,7 @@
           <w:color w:val="4472C4" w:themeColor="accent1"/>
           <w:lang w:val="en-IN"/>
         </w:rPr>
-        <w:t xml:space="preserve"> </w:t>
-      </w:r>
-      <w:proofErr w:type="gramStart"/>
-      <w:r>
-        <w:rPr>
-          <w:color w:val="4472C4" w:themeColor="accent1"/>
-          <w:lang w:val="en-IN"/>
-        </w:rPr>
-        <w:t>sniff(</w:t>
-      </w:r>
-      <w:proofErr w:type="gramEnd"/>
-      <w:r>
-        <w:rPr>
-          <w:color w:val="4472C4" w:themeColor="accent1"/>
-          <w:lang w:val="en-IN"/>
-        </w:rPr>
-        <w:t>) with a callback function. Detects ICMP packets in real time and displays packet details when ping traffic is generated."</w:t>
+        <w:t xml:space="preserve"> sniff() with a callback function. Detects ICMP packets in real time and displays packet details when ping traffic is generated."</w:t>
       </w:r>
     </w:p>
     <w:p>
@@ -9699,7 +9101,6 @@
         <w:t xml:space="preserve">request = </w:t>
       </w:r>
       <w:proofErr w:type="spellStart"/>
-      <w:proofErr w:type="gramStart"/>
       <w:r>
         <w:rPr>
           <w:color w:val="4472C4" w:themeColor="accent1"/>
@@ -9713,334 +9114,236 @@
           <w:color w:val="4472C4" w:themeColor="accent1"/>
           <w:lang w:val="en-IN"/>
         </w:rPr>
+        <w:t>()</w:t>
+      </w:r>
+    </w:p>
+    <w:p>
+      <w:pPr>
+        <w:ind w:left="1440"/>
+        <w:rPr>
+          <w:color w:val="4472C4" w:themeColor="accent1"/>
+          <w:lang w:val="en-IN"/>
+        </w:rPr>
+      </w:pPr>
+      <w:proofErr w:type="spellStart"/>
+      <w:r>
+        <w:rPr>
+          <w:color w:val="4472C4" w:themeColor="accent1"/>
+          <w:lang w:val="en-IN"/>
+        </w:rPr>
+        <w:t>request.pdst</w:t>
+      </w:r>
+      <w:proofErr w:type="spellEnd"/>
+      <w:r>
+        <w:rPr>
+          <w:color w:val="4472C4" w:themeColor="accent1"/>
+          <w:lang w:val="en-IN"/>
+        </w:rPr>
+        <w:t xml:space="preserve"> = "10.0.2.0/24"</w:t>
+      </w:r>
+    </w:p>
+    <w:p>
+      <w:pPr>
+        <w:ind w:left="1440"/>
+        <w:rPr>
+          <w:color w:val="4472C4" w:themeColor="accent1"/>
+          <w:lang w:val="en-IN"/>
+        </w:rPr>
+      </w:pPr>
+      <w:r>
+        <w:rPr>
+          <w:color w:val="4472C4" w:themeColor="accent1"/>
+          <w:lang w:val="en-IN"/>
+        </w:rPr>
+        <w:t xml:space="preserve">broadcast = </w:t>
+      </w:r>
+      <w:proofErr w:type="spellStart"/>
+      <w:r>
+        <w:rPr>
+          <w:color w:val="4472C4" w:themeColor="accent1"/>
+          <w:lang w:val="en-IN"/>
+        </w:rPr>
+        <w:t>scapy.Ether</w:t>
+      </w:r>
+      <w:proofErr w:type="spellEnd"/>
+      <w:r>
+        <w:rPr>
+          <w:color w:val="4472C4" w:themeColor="accent1"/>
+          <w:lang w:val="en-IN"/>
+        </w:rPr>
+        <w:t>()</w:t>
+      </w:r>
+    </w:p>
+    <w:p>
+      <w:pPr>
+        <w:ind w:left="1440"/>
+        <w:rPr>
+          <w:color w:val="4472C4" w:themeColor="accent1"/>
+          <w:lang w:val="en-IN"/>
+        </w:rPr>
+      </w:pPr>
+      <w:proofErr w:type="spellStart"/>
+      <w:r>
+        <w:rPr>
+          <w:color w:val="4472C4" w:themeColor="accent1"/>
+          <w:lang w:val="en-IN"/>
+        </w:rPr>
+        <w:t>broadcast.dst</w:t>
+      </w:r>
+      <w:proofErr w:type="spellEnd"/>
+      <w:r>
+        <w:rPr>
+          <w:color w:val="4472C4" w:themeColor="accent1"/>
+          <w:lang w:val="en-IN"/>
+        </w:rPr>
+        <w:t xml:space="preserve"> = "</w:t>
+      </w:r>
+      <w:proofErr w:type="spellStart"/>
+      <w:r>
+        <w:rPr>
+          <w:color w:val="4472C4" w:themeColor="accent1"/>
+          <w:lang w:val="en-IN"/>
+        </w:rPr>
+        <w:t>ff:ff:ff:ff:ff:ff</w:t>
+      </w:r>
+      <w:proofErr w:type="spellEnd"/>
+      <w:r>
+        <w:rPr>
+          <w:color w:val="4472C4" w:themeColor="accent1"/>
+          <w:lang w:val="en-IN"/>
+        </w:rPr>
+        <w:t>"</w:t>
+      </w:r>
+    </w:p>
+    <w:p>
+      <w:pPr>
+        <w:ind w:left="1440"/>
+        <w:rPr>
+          <w:color w:val="4472C4" w:themeColor="accent1"/>
+          <w:lang w:val="en-IN"/>
+        </w:rPr>
+      </w:pPr>
+      <w:proofErr w:type="spellStart"/>
+      <w:r>
+        <w:rPr>
+          <w:color w:val="4472C4" w:themeColor="accent1"/>
+          <w:lang w:val="en-IN"/>
+        </w:rPr>
+        <w:t>request_broadcast</w:t>
+      </w:r>
+      <w:proofErr w:type="spellEnd"/>
+      <w:r>
+        <w:rPr>
+          <w:color w:val="4472C4" w:themeColor="accent1"/>
+          <w:lang w:val="en-IN"/>
+        </w:rPr>
+        <w:t xml:space="preserve"> = broadcast / request</w:t>
+      </w:r>
+    </w:p>
+    <w:p>
+      <w:pPr>
+        <w:ind w:left="1440"/>
+        <w:rPr>
+          <w:color w:val="4472C4" w:themeColor="accent1"/>
+          <w:lang w:val="en-IN"/>
+        </w:rPr>
+      </w:pPr>
+      <w:r>
+        <w:rPr>
+          <w:color w:val="4472C4" w:themeColor="accent1"/>
+          <w:lang w:val="en-IN"/>
+        </w:rPr>
+        <w:t xml:space="preserve">clients = </w:t>
+      </w:r>
+      <w:proofErr w:type="spellStart"/>
+      <w:r>
+        <w:rPr>
+          <w:color w:val="4472C4" w:themeColor="accent1"/>
+          <w:lang w:val="en-IN"/>
+        </w:rPr>
+        <w:t>scapy.srp</w:t>
+      </w:r>
+      <w:proofErr w:type="spellEnd"/>
+      <w:r>
+        <w:rPr>
+          <w:color w:val="4472C4" w:themeColor="accent1"/>
+          <w:lang w:val="en-IN"/>
+        </w:rPr>
         <w:t>(</w:t>
       </w:r>
-      <w:proofErr w:type="gramEnd"/>
-      <w:r>
-        <w:rPr>
-          <w:color w:val="4472C4" w:themeColor="accent1"/>
-          <w:lang w:val="en-IN"/>
-        </w:rPr>
-        <w:t>)</w:t>
-      </w:r>
-    </w:p>
-    <w:p>
-      <w:pPr>
-        <w:ind w:left="1440"/>
-        <w:rPr>
-          <w:color w:val="4472C4" w:themeColor="accent1"/>
-          <w:lang w:val="en-IN"/>
-        </w:rPr>
-      </w:pPr>
       <w:proofErr w:type="spellStart"/>
-      <w:proofErr w:type="gramStart"/>
-      <w:r>
-        <w:rPr>
-          <w:color w:val="4472C4" w:themeColor="accent1"/>
-          <w:lang w:val="en-IN"/>
-        </w:rPr>
-        <w:t>request.pdst</w:t>
+      <w:r>
+        <w:rPr>
+          <w:color w:val="4472C4" w:themeColor="accent1"/>
+          <w:lang w:val="en-IN"/>
+        </w:rPr>
+        <w:t>request_broadcast</w:t>
       </w:r>
       <w:proofErr w:type="spellEnd"/>
-      <w:proofErr w:type="gramEnd"/>
-      <w:r>
-        <w:rPr>
-          <w:color w:val="4472C4" w:themeColor="accent1"/>
-          <w:lang w:val="en-IN"/>
-        </w:rPr>
-        <w:t xml:space="preserve"> = "10.0.2.0/24"</w:t>
-      </w:r>
-    </w:p>
-    <w:p>
-      <w:pPr>
-        <w:ind w:left="1440"/>
-        <w:rPr>
-          <w:color w:val="4472C4" w:themeColor="accent1"/>
-          <w:lang w:val="en-IN"/>
-        </w:rPr>
-      </w:pPr>
-      <w:r>
-        <w:rPr>
-          <w:color w:val="4472C4" w:themeColor="accent1"/>
-          <w:lang w:val="en-IN"/>
-        </w:rPr>
-        <w:t xml:space="preserve">broadcast = </w:t>
+      <w:r>
+        <w:rPr>
+          <w:color w:val="4472C4" w:themeColor="accent1"/>
+          <w:lang w:val="en-IN"/>
+        </w:rPr>
+        <w:t>, timeout=1)[0]</w:t>
+      </w:r>
+    </w:p>
+    <w:p>
+      <w:pPr>
+        <w:ind w:left="1440"/>
+        <w:rPr>
+          <w:color w:val="4472C4" w:themeColor="accent1"/>
+          <w:lang w:val="en-IN"/>
+        </w:rPr>
+      </w:pPr>
+      <w:r>
+        <w:rPr>
+          <w:color w:val="4472C4" w:themeColor="accent1"/>
+          <w:lang w:val="en-IN"/>
+        </w:rPr>
+        <w:t>for element in clients:</w:t>
+      </w:r>
+    </w:p>
+    <w:p>
+      <w:pPr>
+        <w:ind w:left="1440"/>
+        <w:rPr>
+          <w:color w:val="4472C4" w:themeColor="accent1"/>
+          <w:lang w:val="en-IN"/>
+        </w:rPr>
+      </w:pPr>
+      <w:r>
+        <w:rPr>
+          <w:color w:val="4472C4" w:themeColor="accent1"/>
+          <w:lang w:val="en-IN"/>
+        </w:rPr>
+        <w:t xml:space="preserve">    print(element[1].</w:t>
       </w:r>
       <w:proofErr w:type="spellStart"/>
-      <w:proofErr w:type="gramStart"/>
-      <w:r>
-        <w:rPr>
-          <w:color w:val="4472C4" w:themeColor="accent1"/>
-          <w:lang w:val="en-IN"/>
-        </w:rPr>
-        <w:t>scapy.Ether</w:t>
+      <w:r>
+        <w:rPr>
+          <w:color w:val="4472C4" w:themeColor="accent1"/>
+          <w:lang w:val="en-IN"/>
+        </w:rPr>
+        <w:t>psrc</w:t>
       </w:r>
       <w:proofErr w:type="spellEnd"/>
-      <w:proofErr w:type="gramEnd"/>
-      <w:r>
-        <w:rPr>
-          <w:color w:val="4472C4" w:themeColor="accent1"/>
-          <w:lang w:val="en-IN"/>
-        </w:rPr>
-        <w:t>()</w:t>
-      </w:r>
-    </w:p>
-    <w:p>
-      <w:pPr>
-        <w:ind w:left="1440"/>
-        <w:rPr>
-          <w:color w:val="4472C4" w:themeColor="accent1"/>
-          <w:lang w:val="en-IN"/>
-        </w:rPr>
-      </w:pPr>
+      <w:r>
+        <w:rPr>
+          <w:color w:val="4472C4" w:themeColor="accent1"/>
+          <w:lang w:val="en-IN"/>
+        </w:rPr>
+        <w:t xml:space="preserve"> + " - " + element[1].</w:t>
+      </w:r>
       <w:proofErr w:type="spellStart"/>
       <w:r>
         <w:rPr>
           <w:color w:val="4472C4" w:themeColor="accent1"/>
           <w:lang w:val="en-IN"/>
         </w:rPr>
-        <w:t>broadcast.dst</w:t>
+        <w:t>hwsrc</w:t>
       </w:r>
       <w:proofErr w:type="spellEnd"/>
-      <w:r>
-        <w:rPr>
-          <w:color w:val="4472C4" w:themeColor="accent1"/>
-          <w:lang w:val="en-IN"/>
-        </w:rPr>
-        <w:t xml:space="preserve"> = "</w:t>
-      </w:r>
-      <w:proofErr w:type="spellStart"/>
-      <w:proofErr w:type="gramStart"/>
-      <w:r>
-        <w:rPr>
-          <w:color w:val="4472C4" w:themeColor="accent1"/>
-          <w:lang w:val="en-IN"/>
-        </w:rPr>
-        <w:t>ff:ff</w:t>
-      </w:r>
-      <w:proofErr w:type="gramEnd"/>
-      <w:r>
-        <w:rPr>
-          <w:color w:val="4472C4" w:themeColor="accent1"/>
-          <w:lang w:val="en-IN"/>
-        </w:rPr>
-        <w:t>:</w:t>
-      </w:r>
-      <w:proofErr w:type="gramStart"/>
-      <w:r>
-        <w:rPr>
-          <w:color w:val="4472C4" w:themeColor="accent1"/>
-          <w:lang w:val="en-IN"/>
-        </w:rPr>
-        <w:t>ff:ff</w:t>
-      </w:r>
-      <w:proofErr w:type="gramEnd"/>
-      <w:r>
-        <w:rPr>
-          <w:color w:val="4472C4" w:themeColor="accent1"/>
-          <w:lang w:val="en-IN"/>
-        </w:rPr>
-        <w:t>:</w:t>
-      </w:r>
-      <w:proofErr w:type="gramStart"/>
-      <w:r>
-        <w:rPr>
-          <w:color w:val="4472C4" w:themeColor="accent1"/>
-          <w:lang w:val="en-IN"/>
-        </w:rPr>
-        <w:t>ff:ff</w:t>
-      </w:r>
-      <w:proofErr w:type="spellEnd"/>
-      <w:proofErr w:type="gramEnd"/>
-      <w:r>
-        <w:rPr>
-          <w:color w:val="4472C4" w:themeColor="accent1"/>
-          <w:lang w:val="en-IN"/>
-        </w:rPr>
-        <w:t>"</w:t>
-      </w:r>
-    </w:p>
-    <w:p>
-      <w:pPr>
-        <w:ind w:left="1440"/>
-        <w:rPr>
-          <w:color w:val="4472C4" w:themeColor="accent1"/>
-          <w:lang w:val="en-IN"/>
-        </w:rPr>
-      </w:pPr>
-      <w:proofErr w:type="spellStart"/>
-      <w:r>
-        <w:rPr>
-          <w:color w:val="4472C4" w:themeColor="accent1"/>
-          <w:lang w:val="en-IN"/>
-        </w:rPr>
-        <w:t>request_broadcast</w:t>
-      </w:r>
-      <w:proofErr w:type="spellEnd"/>
-      <w:r>
-        <w:rPr>
-          <w:color w:val="4472C4" w:themeColor="accent1"/>
-          <w:lang w:val="en-IN"/>
-        </w:rPr>
-        <w:t xml:space="preserve"> = broadcast / request</w:t>
-      </w:r>
-    </w:p>
-    <w:p>
-      <w:pPr>
-        <w:ind w:left="1440"/>
-        <w:rPr>
-          <w:color w:val="4472C4" w:themeColor="accent1"/>
-          <w:lang w:val="en-IN"/>
-        </w:rPr>
-      </w:pPr>
-      <w:r>
-        <w:rPr>
-          <w:color w:val="4472C4" w:themeColor="accent1"/>
-          <w:lang w:val="en-IN"/>
-        </w:rPr>
-        <w:t xml:space="preserve">clients = </w:t>
-      </w:r>
-      <w:proofErr w:type="spellStart"/>
-      <w:proofErr w:type="gramStart"/>
-      <w:r>
-        <w:rPr>
-          <w:color w:val="4472C4" w:themeColor="accent1"/>
-          <w:lang w:val="en-IN"/>
-        </w:rPr>
-        <w:t>scapy.srp</w:t>
-      </w:r>
-      <w:proofErr w:type="spellEnd"/>
-      <w:r>
-        <w:rPr>
-          <w:color w:val="4472C4" w:themeColor="accent1"/>
-          <w:lang w:val="en-IN"/>
-        </w:rPr>
-        <w:t>(</w:t>
-      </w:r>
-      <w:proofErr w:type="spellStart"/>
-      <w:proofErr w:type="gramEnd"/>
-      <w:r>
-        <w:rPr>
-          <w:color w:val="4472C4" w:themeColor="accent1"/>
-          <w:lang w:val="en-IN"/>
-        </w:rPr>
-        <w:t>request_broadcast</w:t>
-      </w:r>
-      <w:proofErr w:type="spellEnd"/>
-      <w:r>
-        <w:rPr>
-          <w:color w:val="4472C4" w:themeColor="accent1"/>
-          <w:lang w:val="en-IN"/>
-        </w:rPr>
-        <w:t>, timeout=</w:t>
-      </w:r>
-      <w:proofErr w:type="gramStart"/>
-      <w:r>
-        <w:rPr>
-          <w:color w:val="4472C4" w:themeColor="accent1"/>
-          <w:lang w:val="en-IN"/>
-        </w:rPr>
-        <w:t>1)[</w:t>
-      </w:r>
-      <w:proofErr w:type="gramEnd"/>
-      <w:r>
-        <w:rPr>
-          <w:color w:val="4472C4" w:themeColor="accent1"/>
-          <w:lang w:val="en-IN"/>
-        </w:rPr>
-        <w:t>0]</w:t>
-      </w:r>
-    </w:p>
-    <w:p>
-      <w:pPr>
-        <w:ind w:left="1440"/>
-        <w:rPr>
-          <w:color w:val="4472C4" w:themeColor="accent1"/>
-          <w:lang w:val="en-IN"/>
-        </w:rPr>
-      </w:pPr>
-      <w:r>
-        <w:rPr>
-          <w:color w:val="4472C4" w:themeColor="accent1"/>
-          <w:lang w:val="en-IN"/>
-        </w:rPr>
-        <w:t>for element in clients:</w:t>
-      </w:r>
-    </w:p>
-    <w:p>
-      <w:pPr>
-        <w:ind w:left="1440"/>
-        <w:rPr>
-          <w:color w:val="4472C4" w:themeColor="accent1"/>
-          <w:lang w:val="en-IN"/>
-        </w:rPr>
-      </w:pPr>
-      <w:r>
-        <w:rPr>
-          <w:color w:val="4472C4" w:themeColor="accent1"/>
-          <w:lang w:val="en-IN"/>
-        </w:rPr>
-        <w:t xml:space="preserve">    print(</w:t>
-      </w:r>
-      <w:proofErr w:type="gramStart"/>
-      <w:r>
-        <w:rPr>
-          <w:color w:val="4472C4" w:themeColor="accent1"/>
-          <w:lang w:val="en-IN"/>
-        </w:rPr>
-        <w:t>element[</w:t>
-      </w:r>
-      <w:proofErr w:type="gramEnd"/>
-      <w:r>
-        <w:rPr>
-          <w:color w:val="4472C4" w:themeColor="accent1"/>
-          <w:lang w:val="en-IN"/>
-        </w:rPr>
-        <w:t>1</w:t>
-      </w:r>
-      <w:proofErr w:type="gramStart"/>
-      <w:r>
-        <w:rPr>
-          <w:color w:val="4472C4" w:themeColor="accent1"/>
-          <w:lang w:val="en-IN"/>
-        </w:rPr>
-        <w:t>].</w:t>
-      </w:r>
-      <w:proofErr w:type="spellStart"/>
-      <w:r>
-        <w:rPr>
-          <w:color w:val="4472C4" w:themeColor="accent1"/>
-          <w:lang w:val="en-IN"/>
-        </w:rPr>
-        <w:t>psrc</w:t>
-      </w:r>
-      <w:proofErr w:type="spellEnd"/>
-      <w:proofErr w:type="gramEnd"/>
-      <w:r>
-        <w:rPr>
-          <w:color w:val="4472C4" w:themeColor="accent1"/>
-          <w:lang w:val="en-IN"/>
-        </w:rPr>
-        <w:t xml:space="preserve"> + " - " + element[1</w:t>
-      </w:r>
-      <w:proofErr w:type="gramStart"/>
-      <w:r>
-        <w:rPr>
-          <w:color w:val="4472C4" w:themeColor="accent1"/>
-          <w:lang w:val="en-IN"/>
-        </w:rPr>
-        <w:t>].</w:t>
-      </w:r>
-      <w:proofErr w:type="spellStart"/>
-      <w:r>
-        <w:rPr>
-          <w:color w:val="4472C4" w:themeColor="accent1"/>
-          <w:lang w:val="en-IN"/>
-        </w:rPr>
-        <w:t>hwsrc</w:t>
-      </w:r>
-      <w:proofErr w:type="spellEnd"/>
-      <w:proofErr w:type="gramEnd"/>
       <w:r>
         <w:rPr>
           <w:color w:val="4472C4" w:themeColor="accent1"/>
@@ -10714,7 +10017,6 @@
           <w:lang w:val="en-IN" w:eastAsia="en-IN"/>
         </w:rPr>
       </w:pPr>
-      <w:proofErr w:type="gramStart"/>
       <w:r>
         <w:rPr>
           <w:rFonts w:ascii="var(--font-mono)" w:hAnsi="var(--font-mono)" w:cs="Courier New"/>
@@ -10723,40 +10025,7 @@
           <w:szCs w:val="20"/>
           <w:lang w:val="en-IN" w:eastAsia="en-IN"/>
         </w:rPr>
-        <w:t>result,unanswered</w:t>
-      </w:r>
-      <w:proofErr w:type="gramEnd"/>
-      <w:r>
-        <w:rPr>
-          <w:rFonts w:ascii="var(--font-mono)" w:hAnsi="var(--font-mono)" w:cs="Courier New"/>
-          <w:color w:val="4472C4" w:themeColor="accent1"/>
-          <w:sz w:val="20"/>
-          <w:szCs w:val="20"/>
-          <w:lang w:val="en-IN" w:eastAsia="en-IN"/>
-        </w:rPr>
-        <w:t>=traceroute(["www.example.com","www.google.com"</w:t>
-      </w:r>
-      <w:proofErr w:type="gramStart"/>
-      <w:r>
-        <w:rPr>
-          <w:rFonts w:ascii="var(--font-mono)" w:hAnsi="var(--font-mono)" w:cs="Courier New"/>
-          <w:color w:val="4472C4" w:themeColor="accent1"/>
-          <w:sz w:val="20"/>
-          <w:szCs w:val="20"/>
-          <w:lang w:val="en-IN" w:eastAsia="en-IN"/>
-        </w:rPr>
-        <w:t>],maxttl</w:t>
-      </w:r>
-      <w:proofErr w:type="gramEnd"/>
-      <w:r>
-        <w:rPr>
-          <w:rFonts w:ascii="var(--font-mono)" w:hAnsi="var(--font-mono)" w:cs="Courier New"/>
-          <w:color w:val="4472C4" w:themeColor="accent1"/>
-          <w:sz w:val="20"/>
-          <w:szCs w:val="20"/>
-          <w:lang w:val="en-IN" w:eastAsia="en-IN"/>
-        </w:rPr>
-        <w:t>=20)</w:t>
+        <w:t>result,unanswered=traceroute(["www.example.com","www.google.com"],maxttl=20)</w:t>
       </w:r>
     </w:p>
     <w:p>
@@ -10790,7 +10059,6 @@
         </w:rPr>
       </w:pPr>
       <w:proofErr w:type="spellStart"/>
-      <w:proofErr w:type="gramStart"/>
       <w:r>
         <w:rPr>
           <w:rFonts w:ascii="var(--font-mono)" w:hAnsi="var(--font-mono)" w:cs="Courier New"/>
@@ -10802,7 +10070,6 @@
         <w:t>result.show</w:t>
       </w:r>
       <w:proofErr w:type="spellEnd"/>
-      <w:proofErr w:type="gramEnd"/>
       <w:r>
         <w:rPr>
           <w:rFonts w:ascii="var(--font-mono)" w:hAnsi="var(--font-mono)" w:cs="Courier New"/>
@@ -11031,21 +10298,7 @@
         <w:rPr>
           <w:color w:val="auto"/>
         </w:rPr>
-        <w:t xml:space="preserve"> show communication between browser and the </w:t>
-      </w:r>
-      <w:proofErr w:type="gramStart"/>
-      <w:r>
-        <w:rPr>
-          <w:color w:val="auto"/>
-        </w:rPr>
-        <w:t>server(</w:t>
-      </w:r>
-      <w:proofErr w:type="gramEnd"/>
-      <w:r>
-        <w:rPr>
-          <w:color w:val="auto"/>
-        </w:rPr>
-        <w:t>for an image)</w:t>
+        <w:t xml:space="preserve"> show communication between browser and the server(for an image)</w:t>
       </w:r>
       <w:r>
         <w:rPr>
@@ -11737,23 +10990,7 @@
                 <w:color w:val="auto"/>
                 <w:lang w:val="en-IN"/>
               </w:rPr>
-              <w:t>packet=IP()/</w:t>
-            </w:r>
-            <w:proofErr w:type="gramStart"/>
-            <w:r>
-              <w:rPr>
-                <w:color w:val="auto"/>
-                <w:lang w:val="en-IN"/>
-              </w:rPr>
-              <w:t>TCP(</w:t>
-            </w:r>
-            <w:proofErr w:type="gramEnd"/>
-            <w:r>
-              <w:rPr>
-                <w:color w:val="auto"/>
-                <w:lang w:val="en-IN"/>
-              </w:rPr>
-              <w:t xml:space="preserve">) </w:t>
+              <w:t xml:space="preserve">packet=IP()/TCP() </w:t>
             </w:r>
             <w:proofErr w:type="spellStart"/>
             <w:r>
@@ -11769,23 +11006,7 @@
                 <w:color w:val="auto"/>
                 <w:lang w:val="en-IN"/>
               </w:rPr>
-              <w:t>=</w:t>
-            </w:r>
-            <w:proofErr w:type="gramStart"/>
-            <w:r>
-              <w:rPr>
-                <w:color w:val="auto"/>
-                <w:lang w:val="en-IN"/>
-              </w:rPr>
-              <w:t>Ether(</w:t>
-            </w:r>
-            <w:proofErr w:type="gramEnd"/>
-            <w:r>
-              <w:rPr>
-                <w:color w:val="auto"/>
-                <w:lang w:val="en-IN"/>
-              </w:rPr>
-              <w:t xml:space="preserve">)/packet </w:t>
+              <w:t xml:space="preserve">=Ether()/packet </w:t>
             </w:r>
             <w:proofErr w:type="spellStart"/>
             <w:r>
@@ -11793,18 +11014,9 @@
                 <w:color w:val="auto"/>
                 <w:lang w:val="en-IN"/>
               </w:rPr>
-              <w:t>e_</w:t>
-            </w:r>
-            <w:proofErr w:type="gramStart"/>
-            <w:r>
-              <w:rPr>
-                <w:color w:val="auto"/>
-                <w:lang w:val="en-IN"/>
-              </w:rPr>
-              <w:t>pack.show</w:t>
+              <w:t>e_pack.show</w:t>
             </w:r>
             <w:proofErr w:type="spellEnd"/>
-            <w:proofErr w:type="gramEnd"/>
             <w:r>
               <w:rPr>
                 <w:color w:val="auto"/>
@@ -11945,7 +11157,6 @@
               <w:t xml:space="preserve">packets=sniff(count=10) </w:t>
             </w:r>
             <w:proofErr w:type="spellStart"/>
-            <w:proofErr w:type="gramStart"/>
             <w:r>
               <w:rPr>
                 <w:color w:val="auto"/>
@@ -11954,29 +11165,12 @@
               <w:t>packets.summary</w:t>
             </w:r>
             <w:proofErr w:type="spellEnd"/>
-            <w:proofErr w:type="gramEnd"/>
-            <w:r>
-              <w:rPr>
-                <w:color w:val="auto"/>
-                <w:lang w:val="en-IN"/>
-              </w:rPr>
-              <w:t>() print(packets[0</w:t>
-            </w:r>
-            <w:proofErr w:type="gramStart"/>
-            <w:r>
-              <w:rPr>
-                <w:color w:val="auto"/>
-                <w:lang w:val="en-IN"/>
-              </w:rPr>
-              <w:t>].show</w:t>
-            </w:r>
-            <w:proofErr w:type="gramEnd"/>
-            <w:r>
-              <w:rPr>
-                <w:color w:val="auto"/>
-                <w:lang w:val="en-IN"/>
-              </w:rPr>
-              <w:t>())</w:t>
+            <w:r>
+              <w:rPr>
+                <w:color w:val="auto"/>
+                <w:lang w:val="en-IN"/>
+              </w:rPr>
+              <w:t>() print(packets[0].show())</w:t>
             </w:r>
           </w:p>
         </w:tc>
@@ -12103,40 +11297,14 @@
                 <w:lang w:val="en-IN"/>
               </w:rPr>
             </w:pPr>
-            <w:proofErr w:type="gramStart"/>
-            <w:r>
-              <w:rPr>
-                <w:color w:val="auto"/>
-                <w:lang w:val="en-IN"/>
-              </w:rPr>
-              <w:t>result,unanswered</w:t>
-            </w:r>
-            <w:proofErr w:type="gramEnd"/>
-            <w:r>
-              <w:rPr>
-                <w:color w:val="auto"/>
-                <w:lang w:val="en-IN"/>
-              </w:rPr>
-              <w:t>=traceroute(["www.example.com","www.google.com"</w:t>
-            </w:r>
-            <w:proofErr w:type="gramStart"/>
-            <w:r>
-              <w:rPr>
-                <w:color w:val="auto"/>
-                <w:lang w:val="en-IN"/>
-              </w:rPr>
-              <w:t>],maxttl</w:t>
-            </w:r>
-            <w:proofErr w:type="gramEnd"/>
-            <w:r>
-              <w:rPr>
-                <w:color w:val="auto"/>
-                <w:lang w:val="en-IN"/>
-              </w:rPr>
-              <w:t xml:space="preserve">=20) </w:t>
+            <w:r>
+              <w:rPr>
+                <w:color w:val="auto"/>
+                <w:lang w:val="en-IN"/>
+              </w:rPr>
+              <w:t xml:space="preserve">result,unanswered=traceroute(["www.example.com","www.google.com"],maxttl=20) </w:t>
             </w:r>
             <w:proofErr w:type="spellStart"/>
-            <w:proofErr w:type="gramStart"/>
             <w:r>
               <w:rPr>
                 <w:color w:val="auto"/>
@@ -12145,7 +11313,6 @@
               <w:t>result.show</w:t>
             </w:r>
             <w:proofErr w:type="spellEnd"/>
-            <w:proofErr w:type="gramEnd"/>
             <w:r>
               <w:rPr>
                 <w:color w:val="auto"/>
@@ -12286,7 +11453,6 @@
               <w:t>request=</w:t>
             </w:r>
             <w:proofErr w:type="spellStart"/>
-            <w:proofErr w:type="gramStart"/>
             <w:r>
               <w:rPr>
                 <w:color w:val="auto"/>
@@ -12300,18 +11466,9 @@
                 <w:color w:val="auto"/>
                 <w:lang w:val="en-IN"/>
               </w:rPr>
-              <w:t>(</w:t>
-            </w:r>
-            <w:proofErr w:type="gramEnd"/>
-            <w:r>
-              <w:rPr>
-                <w:color w:val="auto"/>
-                <w:lang w:val="en-IN"/>
-              </w:rPr>
-              <w:t xml:space="preserve">) </w:t>
+              <w:t xml:space="preserve">() </w:t>
             </w:r>
             <w:proofErr w:type="spellStart"/>
-            <w:proofErr w:type="gramStart"/>
             <w:r>
               <w:rPr>
                 <w:color w:val="auto"/>
@@ -12320,7 +11477,6 @@
               <w:t>request.pdst</w:t>
             </w:r>
             <w:proofErr w:type="spellEnd"/>
-            <w:proofErr w:type="gramEnd"/>
             <w:r>
               <w:rPr>
                 <w:color w:val="auto"/>
@@ -12329,7 +11485,6 @@
               <w:t>="10.0.2.0/24" broadcast=</w:t>
             </w:r>
             <w:proofErr w:type="spellStart"/>
-            <w:proofErr w:type="gramStart"/>
             <w:r>
               <w:rPr>
                 <w:color w:val="auto"/>
@@ -12338,7 +11493,6 @@
               <w:t>scapy.Ether</w:t>
             </w:r>
             <w:proofErr w:type="spellEnd"/>
-            <w:proofErr w:type="gramEnd"/>
             <w:r>
               <w:rPr>
                 <w:color w:val="auto"/>
@@ -12363,48 +11517,14 @@
               <w:t>="</w:t>
             </w:r>
             <w:proofErr w:type="spellStart"/>
-            <w:proofErr w:type="gramStart"/>
-            <w:r>
-              <w:rPr>
-                <w:color w:val="auto"/>
-                <w:lang w:val="en-IN"/>
-              </w:rPr>
-              <w:t>ff:ff</w:t>
-            </w:r>
-            <w:proofErr w:type="gramEnd"/>
-            <w:r>
-              <w:rPr>
-                <w:color w:val="auto"/>
-                <w:lang w:val="en-IN"/>
-              </w:rPr>
-              <w:t>:</w:t>
-            </w:r>
-            <w:proofErr w:type="gramStart"/>
-            <w:r>
-              <w:rPr>
-                <w:color w:val="auto"/>
-                <w:lang w:val="en-IN"/>
-              </w:rPr>
-              <w:t>ff:ff</w:t>
-            </w:r>
-            <w:proofErr w:type="gramEnd"/>
-            <w:r>
-              <w:rPr>
-                <w:color w:val="auto"/>
-                <w:lang w:val="en-IN"/>
-              </w:rPr>
-              <w:t>:</w:t>
-            </w:r>
-            <w:proofErr w:type="gramStart"/>
-            <w:r>
-              <w:rPr>
-                <w:color w:val="auto"/>
-                <w:lang w:val="en-IN"/>
-              </w:rPr>
-              <w:t>ff:ff</w:t>
+            <w:r>
+              <w:rPr>
+                <w:color w:val="auto"/>
+                <w:lang w:val="en-IN"/>
+              </w:rPr>
+              <w:t>ff:ff:ff:ff:ff:ff</w:t>
             </w:r>
             <w:proofErr w:type="spellEnd"/>
-            <w:proofErr w:type="gramEnd"/>
             <w:r>
               <w:rPr>
                 <w:color w:val="auto"/>
@@ -12429,7 +11549,6 @@
               <w:t>(broadcast/</w:t>
             </w:r>
             <w:proofErr w:type="spellStart"/>
-            <w:proofErr w:type="gramStart"/>
             <w:r>
               <w:rPr>
                 <w:color w:val="auto"/>
@@ -12438,29 +11557,12 @@
               <w:t>request,timeout</w:t>
             </w:r>
             <w:proofErr w:type="spellEnd"/>
-            <w:proofErr w:type="gramEnd"/>
-            <w:r>
-              <w:rPr>
-                <w:color w:val="auto"/>
-                <w:lang w:val="en-IN"/>
-              </w:rPr>
-              <w:t>=</w:t>
-            </w:r>
-            <w:proofErr w:type="gramStart"/>
-            <w:r>
-              <w:rPr>
-                <w:color w:val="auto"/>
-                <w:lang w:val="en-IN"/>
-              </w:rPr>
-              <w:t>2)[</w:t>
-            </w:r>
-            <w:proofErr w:type="gramEnd"/>
-            <w:r>
-              <w:rPr>
-                <w:color w:val="auto"/>
-                <w:lang w:val="en-IN"/>
-              </w:rPr>
-              <w:t>0]</w:t>
+            <w:r>
+              <w:rPr>
+                <w:color w:val="auto"/>
+                <w:lang w:val="en-IN"/>
+              </w:rPr>
+              <w:t>=2)[0]</w:t>
             </w:r>
           </w:p>
         </w:tc>
@@ -12592,18 +11694,9 @@
                 <w:color w:val="auto"/>
                 <w:lang w:val="en-IN"/>
               </w:rPr>
-              <w:t>packet=</w:t>
-            </w:r>
-            <w:proofErr w:type="gramStart"/>
-            <w:r>
-              <w:rPr>
-                <w:color w:val="auto"/>
-                <w:lang w:val="en-IN"/>
-              </w:rPr>
-              <w:t>IP(</w:t>
+              <w:t>packet=IP(</w:t>
             </w:r>
             <w:proofErr w:type="spellStart"/>
-            <w:proofErr w:type="gramEnd"/>
             <w:r>
               <w:rPr>
                 <w:color w:val="auto"/>
@@ -12617,23 +11710,7 @@
                 <w:color w:val="auto"/>
                 <w:lang w:val="en-IN"/>
               </w:rPr>
-              <w:t>="8.8.8.8")/</w:t>
-            </w:r>
-            <w:proofErr w:type="gramStart"/>
-            <w:r>
-              <w:rPr>
-                <w:color w:val="auto"/>
-                <w:lang w:val="en-IN"/>
-              </w:rPr>
-              <w:t>ICMP(</w:t>
-            </w:r>
-            <w:proofErr w:type="gramEnd"/>
-            <w:r>
-              <w:rPr>
-                <w:color w:val="auto"/>
-                <w:lang w:val="en-IN"/>
-              </w:rPr>
-              <w:t>) send(packet)</w:t>
+              <w:t>="8.8.8.8")/ICMP() send(packet)</w:t>
             </w:r>
           </w:p>
         </w:tc>
@@ -12765,34 +11842,9 @@
                 <w:color w:val="auto"/>
                 <w:lang w:val="en-IN"/>
               </w:rPr>
-              <w:t xml:space="preserve">for port in </w:t>
-            </w:r>
-            <w:proofErr w:type="gramStart"/>
-            <w:r>
-              <w:rPr>
-                <w:color w:val="auto"/>
-                <w:lang w:val="en-IN"/>
-              </w:rPr>
-              <w:t>range(</w:t>
-            </w:r>
-            <w:proofErr w:type="gramEnd"/>
-            <w:r>
-              <w:rPr>
-                <w:color w:val="auto"/>
-                <w:lang w:val="en-IN"/>
-              </w:rPr>
-              <w:t>79,82): packet=</w:t>
-            </w:r>
-            <w:proofErr w:type="gramStart"/>
-            <w:r>
-              <w:rPr>
-                <w:color w:val="auto"/>
-                <w:lang w:val="en-IN"/>
-              </w:rPr>
-              <w:t>IP(</w:t>
+              <w:t>for port in range(79,82): packet=IP(</w:t>
             </w:r>
             <w:proofErr w:type="spellStart"/>
-            <w:proofErr w:type="gramEnd"/>
             <w:r>
               <w:rPr>
                 <w:color w:val="auto"/>
@@ -12841,7 +11893,6 @@
               <w:t>="S") response=sr1(</w:t>
             </w:r>
             <w:proofErr w:type="spellStart"/>
-            <w:proofErr w:type="gramStart"/>
             <w:r>
               <w:rPr>
                 <w:color w:val="auto"/>
@@ -12850,45 +11901,12 @@
               <w:t>packet,timeout</w:t>
             </w:r>
             <w:proofErr w:type="spellEnd"/>
-            <w:proofErr w:type="gramEnd"/>
-            <w:r>
-              <w:rPr>
-                <w:color w:val="auto"/>
-                <w:lang w:val="en-IN"/>
-              </w:rPr>
-              <w:t>=</w:t>
-            </w:r>
-            <w:proofErr w:type="gramStart"/>
-            <w:r>
-              <w:rPr>
-                <w:color w:val="auto"/>
-                <w:lang w:val="en-IN"/>
-              </w:rPr>
-              <w:t>1,verbose</w:t>
-            </w:r>
-            <w:proofErr w:type="gramEnd"/>
-            <w:r>
-              <w:rPr>
-                <w:color w:val="auto"/>
-                <w:lang w:val="en-IN"/>
-              </w:rPr>
-              <w:t xml:space="preserve">=0) if response: </w:t>
-            </w:r>
-            <w:proofErr w:type="gramStart"/>
-            <w:r>
-              <w:rPr>
-                <w:color w:val="auto"/>
-                <w:lang w:val="en-IN"/>
-              </w:rPr>
-              <w:t>print(</w:t>
-            </w:r>
-            <w:proofErr w:type="gramEnd"/>
-            <w:r>
-              <w:rPr>
-                <w:color w:val="auto"/>
-                <w:lang w:val="en-IN"/>
-              </w:rPr>
-              <w:t>"</w:t>
+            <w:r>
+              <w:rPr>
+                <w:color w:val="auto"/>
+                <w:lang w:val="en-IN"/>
+              </w:rPr>
+              <w:t>=1,verbose=0) if response: print("</w:t>
             </w:r>
             <w:proofErr w:type="spellStart"/>
             <w:r>
@@ -12896,23 +11914,7 @@
                 <w:color w:val="auto"/>
                 <w:lang w:val="en-IN"/>
               </w:rPr>
-              <w:t>Port</w:t>
-            </w:r>
-            <w:proofErr w:type="gramStart"/>
-            <w:r>
-              <w:rPr>
-                <w:color w:val="auto"/>
-                <w:lang w:val="en-IN"/>
-              </w:rPr>
-              <w:t>",port</w:t>
-            </w:r>
-            <w:proofErr w:type="gramEnd"/>
-            <w:r>
-              <w:rPr>
-                <w:color w:val="auto"/>
-                <w:lang w:val="en-IN"/>
-              </w:rPr>
-              <w:t>,"is</w:t>
+              <w:t>Port",port,"is</w:t>
             </w:r>
             <w:proofErr w:type="spellEnd"/>
             <w:r>
@@ -13055,7 +12057,6 @@
               <w:t xml:space="preserve">def callback(packet): if </w:t>
             </w:r>
             <w:proofErr w:type="spellStart"/>
-            <w:proofErr w:type="gramStart"/>
             <w:r>
               <w:rPr>
                 <w:color w:val="auto"/>
@@ -13064,32 +12065,14 @@
               <w:t>packet.haslayer</w:t>
             </w:r>
             <w:proofErr w:type="spellEnd"/>
-            <w:proofErr w:type="gramEnd"/>
-            <w:r>
-              <w:rPr>
-                <w:color w:val="auto"/>
-                <w:lang w:val="en-IN"/>
-              </w:rPr>
-              <w:t xml:space="preserve">(ICMP): </w:t>
-            </w:r>
-            <w:proofErr w:type="gramStart"/>
-            <w:r>
-              <w:rPr>
-                <w:color w:val="auto"/>
-                <w:lang w:val="en-IN"/>
-              </w:rPr>
-              <w:t>print(</w:t>
-            </w:r>
-            <w:proofErr w:type="gramEnd"/>
-            <w:r>
-              <w:rPr>
-                <w:color w:val="auto"/>
-                <w:lang w:val="en-IN"/>
-              </w:rPr>
-              <w:t xml:space="preserve">"ICMP Packet Detected") </w:t>
+            <w:r>
+              <w:rPr>
+                <w:color w:val="auto"/>
+                <w:lang w:val="en-IN"/>
+              </w:rPr>
+              <w:t xml:space="preserve">(ICMP): print("ICMP Packet Detected") </w:t>
             </w:r>
             <w:proofErr w:type="spellStart"/>
-            <w:proofErr w:type="gramStart"/>
             <w:r>
               <w:rPr>
                 <w:color w:val="auto"/>
@@ -13098,7 +12081,6 @@
               <w:t>packet.show</w:t>
             </w:r>
             <w:proofErr w:type="spellEnd"/>
-            <w:proofErr w:type="gramEnd"/>
             <w:r>
               <w:rPr>
                 <w:color w:val="auto"/>
@@ -13115,24 +12097,14 @@
               <w:t>icmp</w:t>
             </w:r>
             <w:proofErr w:type="spellEnd"/>
-            <w:proofErr w:type="gramStart"/>
-            <w:r>
-              <w:rPr>
-                <w:color w:val="auto"/>
-                <w:lang w:val="en-IN"/>
-              </w:rPr>
-              <w:t>",prn</w:t>
-            </w:r>
-            <w:proofErr w:type="gramEnd"/>
-            <w:r>
-              <w:rPr>
-                <w:color w:val="auto"/>
-                <w:lang w:val="en-IN"/>
-              </w:rPr>
-              <w:t>=</w:t>
+            <w:r>
+              <w:rPr>
+                <w:color w:val="auto"/>
+                <w:lang w:val="en-IN"/>
+              </w:rPr>
+              <w:t>",prn=</w:t>
             </w:r>
             <w:proofErr w:type="spellStart"/>
-            <w:proofErr w:type="gramStart"/>
             <w:r>
               <w:rPr>
                 <w:color w:val="auto"/>
@@ -13141,7 +12113,6 @@
               <w:t>callback,count</w:t>
             </w:r>
             <w:proofErr w:type="spellEnd"/>
-            <w:proofErr w:type="gramEnd"/>
             <w:r>
               <w:rPr>
                 <w:color w:val="auto"/>
@@ -17218,7 +16189,6 @@
         <w:t>&lt;script&gt;alert(</w:t>
       </w:r>
       <w:proofErr w:type="spellStart"/>
-      <w:proofErr w:type="gramStart"/>
       <w:r>
         <w:rPr>
           <w:color w:val="auto"/>
@@ -17227,7 +16197,6 @@
         <w:t>document.cookie</w:t>
       </w:r>
       <w:proofErr w:type="spellEnd"/>
-      <w:proofErr w:type="gramEnd"/>
       <w:r>
         <w:rPr>
           <w:color w:val="auto"/>
@@ -17243,6 +16212,216 @@
           <w:lang w:val="en-IN"/>
         </w:rPr>
       </w:pPr>
+      <w:r>
+        <w:rPr>
+          <w:color w:val="auto"/>
+          <w:lang w:val="en-IN"/>
+        </w:rPr>
+        <w:t>7c.</w:t>
+      </w:r>
+    </w:p>
+    <w:p>
+      <w:pPr>
+        <w:rPr>
+          <w:color w:val="auto"/>
+          <w:lang w:val="en-IN"/>
+        </w:rPr>
+      </w:pPr>
+      <w:r>
+        <w:rPr>
+          <w:color w:val="auto"/>
+          <w:lang w:val="en-IN"/>
+        </w:rPr>
+        <w:t>xx' IN (</w:t>
+      </w:r>
+      <w:proofErr w:type="spellStart"/>
+      <w:r>
+        <w:rPr>
+          <w:color w:val="auto"/>
+          <w:lang w:val="en-IN"/>
+        </w:rPr>
+        <w:t>itemnum,sdesc,ldesc</w:t>
+      </w:r>
+      <w:proofErr w:type="spellEnd"/>
+      <w:r>
+        <w:rPr>
+          <w:color w:val="auto"/>
+          <w:lang w:val="en-IN"/>
+        </w:rPr>
+        <w:t>)</w:t>
+      </w:r>
+    </w:p>
+    <w:p>
+      <w:pPr>
+        <w:rPr>
+          <w:color w:val="auto"/>
+          <w:lang w:val="en-IN"/>
+        </w:rPr>
+      </w:pPr>
+      <w:r>
+        <w:rPr>
+          <w:color w:val="auto"/>
+          <w:lang w:val="en-IN"/>
+        </w:rPr>
+        <w:lastRenderedPageBreak/>
+        <w:t>UNION SELECT email, passwd, 123, 123</w:t>
+      </w:r>
+    </w:p>
+    <w:p>
+      <w:pPr>
+        <w:rPr>
+          <w:color w:val="auto"/>
+          <w:lang w:val="en-IN"/>
+        </w:rPr>
+      </w:pPr>
+      <w:r>
+        <w:rPr>
+          <w:color w:val="auto"/>
+          <w:lang w:val="en-IN"/>
+        </w:rPr>
+        <w:t xml:space="preserve">FROM </w:t>
+      </w:r>
+      <w:proofErr w:type="spellStart"/>
+      <w:r>
+        <w:rPr>
+          <w:color w:val="auto"/>
+          <w:lang w:val="en-IN"/>
+        </w:rPr>
+        <w:t>userdb</w:t>
+      </w:r>
+      <w:proofErr w:type="spellEnd"/>
+    </w:p>
+    <w:p>
+      <w:pPr>
+        <w:rPr>
+          <w:color w:val="auto"/>
+          <w:lang w:val="en-IN"/>
+        </w:rPr>
+      </w:pPr>
+      <w:r>
+        <w:rPr>
+          <w:color w:val="auto"/>
+          <w:lang w:val="en-IN"/>
+        </w:rPr>
+        <w:t xml:space="preserve">LIMIT 2 </w:t>
+      </w:r>
+      <w:r>
+        <w:rPr>
+          <w:color w:val="auto"/>
+          <w:lang w:val="en-IN"/>
+        </w:rPr>
+        <w:t>–</w:t>
+      </w:r>
+    </w:p>
+    <w:p>
+      <w:pPr>
+        <w:rPr>
+          <w:color w:val="auto"/>
+          <w:lang w:val="en-IN"/>
+        </w:rPr>
+      </w:pPr>
+      <w:r>
+        <w:rPr>
+          <w:color w:val="auto"/>
+          <w:lang w:val="en-IN"/>
+        </w:rPr>
+        <w:t>No of items 16161</w:t>
+      </w:r>
+    </w:p>
+    <w:p>
+      <w:pPr>
+        <w:rPr>
+          <w:color w:val="auto"/>
+          <w:lang w:val="en-IN"/>
+        </w:rPr>
+      </w:pPr>
+      <w:r>
+        <w:rPr>
+          <w:color w:val="auto"/>
+          <w:lang w:val="en-IN"/>
+        </w:rPr>
+        <w:t>' UNION SELECT count(</w:t>
+      </w:r>
+      <w:proofErr w:type="spellStart"/>
+      <w:r>
+        <w:rPr>
+          <w:color w:val="auto"/>
+          <w:lang w:val="en-IN"/>
+        </w:rPr>
+        <w:t>itemnum</w:t>
+      </w:r>
+      <w:proofErr w:type="spellEnd"/>
+      <w:r>
+        <w:rPr>
+          <w:color w:val="auto"/>
+          <w:lang w:val="en-IN"/>
+        </w:rPr>
+        <w:t>), count(</w:t>
+      </w:r>
+      <w:proofErr w:type="spellStart"/>
+      <w:r>
+        <w:rPr>
+          <w:color w:val="auto"/>
+          <w:lang w:val="en-IN"/>
+        </w:rPr>
+        <w:t>itemnum</w:t>
+      </w:r>
+      <w:proofErr w:type="spellEnd"/>
+      <w:r>
+        <w:rPr>
+          <w:color w:val="auto"/>
+          <w:lang w:val="en-IN"/>
+        </w:rPr>
+        <w:t>), count(</w:t>
+      </w:r>
+      <w:proofErr w:type="spellStart"/>
+      <w:r>
+        <w:rPr>
+          <w:color w:val="auto"/>
+          <w:lang w:val="en-IN"/>
+        </w:rPr>
+        <w:t>itemnum</w:t>
+      </w:r>
+      <w:proofErr w:type="spellEnd"/>
+      <w:r>
+        <w:rPr>
+          <w:color w:val="auto"/>
+          <w:lang w:val="en-IN"/>
+        </w:rPr>
+        <w:t>), count(</w:t>
+      </w:r>
+      <w:proofErr w:type="spellStart"/>
+      <w:r>
+        <w:rPr>
+          <w:color w:val="auto"/>
+          <w:lang w:val="en-IN"/>
+        </w:rPr>
+        <w:t>itemnum</w:t>
+      </w:r>
+      <w:proofErr w:type="spellEnd"/>
+      <w:r>
+        <w:rPr>
+          <w:color w:val="auto"/>
+          <w:lang w:val="en-IN"/>
+        </w:rPr>
+        <w:t xml:space="preserve">) FROM </w:t>
+      </w:r>
+      <w:proofErr w:type="spellStart"/>
+      <w:r>
+        <w:rPr>
+          <w:color w:val="auto"/>
+          <w:lang w:val="en-IN"/>
+        </w:rPr>
+        <w:t>itemdb</w:t>
+      </w:r>
+      <w:proofErr w:type="spellEnd"/>
+      <w:r>
+        <w:rPr>
+          <w:color w:val="auto"/>
+          <w:lang w:val="en-IN"/>
+        </w:rPr>
+        <w:t xml:space="preserve"> --</w:t>
+      </w:r>
     </w:p>
     <w:sectPr>
       <w:pgSz w:w="12240" w:h="15840"/>
